--- a/plantillas/notarial/D6-NOT_Metodologia_EBR_v1.docx
+++ b/plantillas/notarial/D6-NOT_Metodologia_EBR_v1.docx
@@ -393,7 +393,7 @@
           <w:sz w:val="21"/>
           <w:szCs w:val="21"/>
         </w:rPr>
-        <w:t xml:space="preserve">La Metodología EBR establece el procedimiento para la evaluación, clasificación y gestión del riesgo PLD/FT de los clientes de la Notaría, en cumplimiento del artículo 18, fracción III (VII conforme a la reforma DOF 16/07/2025) de la LFPIORPI. Cada cliente se evalúa en 6 factores con escala de 1 a 3 puntos, produciendo una puntuación total sobre 18 que determina su nivel de riesgo — misma escala utilizada en el Expediente KYC (D7-NOT, Sección D).</w:t>
+        <w:t xml:space="preserve">La Metodología EBR establece el procedimiento para la evaluación, clasificación y gestión del riesgo PLD/FT de los clientes de la Notaría, en cumplimiento del artículo 18, fracción VII, de la LFPIORPI. Cada cliente se evalúa en 6 factores con escala de 1 a 3 puntos, produciendo una puntuación total sobre 18 que determina su nivel de riesgo — misma escala utilizada en el Expediente KYC (D7-NOT, Sección D).</w:t>
       </w:r>
     </w:p>
     <w:p>
